--- a/w10_edsl_report_assignment.docx
+++ b/w10_edsl_report_assignment.docx
@@ -1215,7 +1215,15 @@
               <w:t>p</w:t>
             </w:r>
             <w:r>
-              <w:t>, Dem/lean Dem); TikTok usage (Use TikTok, Do not use TikTok)</w:t>
+              <w:t xml:space="preserve">, Dem/lean Dem); TikTok usage (Use TikTok, </w:t>
+            </w:r>
+            <w:proofErr w:type="gramStart"/>
+            <w:r>
+              <w:t>Do</w:t>
+            </w:r>
+            <w:proofErr w:type="gramEnd"/>
+            <w:r>
+              <w:t xml:space="preserve"> not use TikTok)</w:t>
             </w:r>
           </w:p>
         </w:tc>
@@ -1239,12 +1247,12 @@
     </w:p>
     <w:p>
       <w:pPr>
-        <w:spacing w:after="120"/>
-      </w:pPr>
-    </w:p>
-    <w:p>
-      <w:pPr>
         <w:spacing w:after="100"/>
+      </w:pPr>
+    </w:p>
+    <w:p>
+      <w:pPr>
+        <w:spacing w:after="100"/>
         <w:rPr>
           <w:lang w:eastAsia="zh-CN"/>
         </w:rPr>
@@ -1293,6 +1301,9 @@
     <w:p>
       <w:pPr>
         <w:spacing w:after="100"/>
+        <w:rPr>
+          <w:lang w:eastAsia="zh-CN"/>
+        </w:rPr>
       </w:pPr>
       <w:r>
         <w:t>The original topline results show that 32% of U.S. adults supported a TikTok ban, 28% opposed it, and 39% were not sure.</w:t>
@@ -1305,20 +1316,17 @@
         <w:t xml:space="preserve"> </w:t>
       </w:r>
       <w:r>
-        <w:t>By party, Republican/lean Republican respondents showed 42% support compared to 24% among Democratic/lean Democratic respondents. By TikTok usage, the divide was even larger: only 10% of TikTok users supported a ban, versus 42% of non-</w:t>
+        <w:t>By party, Republican/lean Republican respondents showed 42% support compared to 24% among Democratic/lean Democratic respondents. By TikTok usage, the divide was even larger: only 10% of TikTok users supported a ban, versus 42% of non-users. The two benchmark visualizations</w:t>
+      </w:r>
+      <w:r>
+        <w:t xml:space="preserve"> (from the original report)</w:t>
+      </w:r>
+      <w:r>
+        <w:t xml:space="preserve"> are shown in Figures 1 and 2 </w:t>
       </w:r>
       <w:r>
         <w:lastRenderedPageBreak/>
-        <w:t>users</w:t>
-      </w:r>
-      <w:r>
-        <w:rPr>
-          <w:lang w:eastAsia="zh-CN"/>
-        </w:rPr>
-        <w:t xml:space="preserve">. </w:t>
-      </w:r>
-      <w:r>
-        <w:t>The two benchmark visualizations are shown in Figures 1 and 2 below. Note that only the Jul-Aug 2024 data points are used as benchmark values in this replication.</w:t>
+        <w:t>below. Note that only the Jul-Aug 2024 data points are used as benchmark values in this replication.</w:t>
       </w:r>
     </w:p>
     <w:p>
@@ -1541,7 +1549,25 @@
           <w:sz w:val="20"/>
           <w:szCs w:val="20"/>
         </w:rPr>
-        <w:t xml:space="preserve">  Benchmark values used in this replication are from the Jul-Aug 2024 time point only.</w:t>
+        <w:t xml:space="preserve">  Benchmark values</w:t>
+      </w:r>
+      <w:r>
+        <w:rPr>
+          <w:i/>
+          <w:iCs/>
+          <w:sz w:val="20"/>
+          <w:szCs w:val="20"/>
+        </w:rPr>
+        <w:t xml:space="preserve"> from the original report</w:t>
+      </w:r>
+      <w:r>
+        <w:rPr>
+          <w:i/>
+          <w:iCs/>
+          <w:sz w:val="20"/>
+          <w:szCs w:val="20"/>
+        </w:rPr>
+        <w:t xml:space="preserve"> used in this replication are from the Jul-Aug 2024 time point only.</w:t>
       </w:r>
     </w:p>
     <w:p>
@@ -2072,12 +2098,15 @@
     <w:p>
       <w:pPr>
         <w:spacing w:after="100"/>
-        <w:rPr>
-          <w:lang w:eastAsia="zh-CN"/>
-        </w:rPr>
-      </w:pPr>
-      <w:r>
-        <w:t>This replication used GPT-4o via the EDSL framework (version 1.0.8), with temperature set to 1.0 to allow realistic response variance across runs. Four AI agents were created using a 2×2 grid design: two party groups (Republican/lean Republican and Democrat/lean Democrat) crossed with two TikTok usage groups (Use TikTok and Do not use TikTok). Each agent was assigned a short persona description following this structure: "You are a [party] who leans [party]. You [regularly use / do not use] TikTok. You are a U.S. adult answering a survey question about TikTok policy."</w:t>
+      </w:pPr>
+      <w:r>
+        <w:t>This replication used GPT-4o via the EDSL framework (version 1.0.8), with temperature set to 1.0 to allow realistic response variance across runs.</w:t>
+      </w:r>
+      <w:r>
+        <w:t xml:space="preserve"> </w:t>
+      </w:r>
+      <w:r>
+        <w:t>Four AI agents were created using a 2×2 grid design: two party groups (Republican/lean Republican and Democrat/lean Democrat) crossed with two TikTok usage groups (Use TikTok and Do not use TikTok). Each agent was assigned a short persona description following this structure: "You are a [party] who leans [party]. You [regularly use / do not use] TikTok. You are a U.S. adult answering a survey question about TikTok policy."</w:t>
       </w:r>
       <w:r>
         <w:rPr>
@@ -2106,7 +2135,99 @@
         </w:rPr>
       </w:pPr>
       <w:r>
-        <w:t>These two attributes were chosen because they correspond directly to the two subgroup dimensions reported in the Pew benchmark. Party was selected because the Pew report identifies it as the primary driver of TikTok ban attitudes, with Republicans 18 percentage points more supportive than Democrats. TikTok usage was selected because it produces the starkest divide in the data: 61% of users oppose a ban compared to only 15% of non-users, making it the most informative second dimension to test.</w:t>
+        <w:t xml:space="preserve">These two </w:t>
+      </w:r>
+      <w:r>
+        <w:t xml:space="preserve">demographic </w:t>
+      </w:r>
+      <w:r>
+        <w:t>attributes were chosen because they correspond directly to the two subgroup dimensions reported in the Pew benchmark. Party was selected because the Pew report identifies it as the primary driver of TikTok ban attitudes, with Republicans 18 percentage points more supportive than Democrats. TikTok usage was selected because it produces the starkest divide in the data: 61% of users oppose a ban compared to only 15% of non-users, making it the most informative second dimension to test.</w:t>
+      </w:r>
+      <w:r>
+        <w:rPr>
+          <w:rFonts w:hint="eastAsia"/>
+          <w:lang w:eastAsia="zh-CN"/>
+        </w:rPr>
+        <w:t xml:space="preserve"> </w:t>
+      </w:r>
+      <w:r>
+        <w:rPr>
+          <w:lang w:eastAsia="zh-CN"/>
+        </w:rPr>
+        <w:t>4 (</w:t>
+      </w:r>
+      <w:r>
+        <w:rPr>
+          <w:rFonts w:hint="eastAsia"/>
+          <w:lang w:eastAsia="zh-CN"/>
+        </w:rPr>
+        <w:t xml:space="preserve">2 </w:t>
+      </w:r>
+      <w:r>
+        <w:rPr>
+          <w:lang w:eastAsia="zh-CN"/>
+        </w:rPr>
+        <w:t xml:space="preserve">x 2) agents were chosen because </w:t>
+      </w:r>
+      <w:r>
+        <w:rPr>
+          <w:lang w:eastAsia="zh-CN"/>
+        </w:rPr>
+        <w:t>t</w:t>
+      </w:r>
+      <w:r>
+        <w:rPr>
+          <w:lang w:eastAsia="zh-CN"/>
+        </w:rPr>
+        <w:t>his design yields a 2×2 grid</w:t>
+      </w:r>
+      <w:r>
+        <w:rPr>
+          <w:lang w:eastAsia="zh-CN"/>
+        </w:rPr>
+        <w:t xml:space="preserve"> </w:t>
+      </w:r>
+      <w:r>
+        <w:rPr>
+          <w:lang w:eastAsia="zh-CN"/>
+        </w:rPr>
+        <w:t>with one agent per cell.</w:t>
+      </w:r>
+      <w:r>
+        <w:rPr>
+          <w:lang w:eastAsia="zh-CN"/>
+        </w:rPr>
+        <w:t xml:space="preserve"> </w:t>
+      </w:r>
+      <w:r>
+        <w:rPr>
+          <w:lang w:eastAsia="zh-CN"/>
+        </w:rPr>
+        <w:t xml:space="preserve">One agent per cell is sufficient because the goal is to capture directional trends across subgroups rather than reproduce </w:t>
+      </w:r>
+      <w:r>
+        <w:rPr>
+          <w:lang w:eastAsia="zh-CN"/>
+        </w:rPr>
+        <w:t xml:space="preserve">exact population-level </w:t>
+      </w:r>
+      <w:r>
+        <w:rPr>
+          <w:lang w:eastAsia="zh-CN"/>
+        </w:rPr>
+        <w:t xml:space="preserve">answer </w:t>
+      </w:r>
+      <w:r>
+        <w:rPr>
+          <w:lang w:eastAsia="zh-CN"/>
+        </w:rPr>
+        <w:t>rates.</w:t>
+      </w:r>
+      <w:r>
+        <w:rPr>
+          <w:lang w:eastAsia="zh-CN"/>
+        </w:rPr>
+        <w:t xml:space="preserve"> </w:t>
       </w:r>
     </w:p>
     <w:p>
@@ -2178,7 +2299,8 @@
     </w:p>
     <w:p>
       <w:pPr>
-        <w:spacing w:after="100"/>
+        <w:spacing w:after="80"/>
+        <w:jc w:val="right"/>
       </w:pPr>
     </w:p>
     <w:p>
@@ -2190,32 +2312,6 @@
           <w:color w:val="AAAAAA"/>
         </w:rPr>
         <w:t>[Present your comparative analysis here. Include or reference your figures and any statistical comparisons. Place figures and tables in the Appendix and reference them here.]</w:t>
-      </w:r>
-    </w:p>
-    <w:p>
-      <w:pPr>
-        <w:spacing w:after="100"/>
-      </w:pPr>
-    </w:p>
-    <w:p>
-      <w:pPr>
-        <w:spacing w:after="100"/>
-        <w:rPr>
-          <w:lang w:eastAsia="zh-CN"/>
-        </w:rPr>
-      </w:pPr>
-      <w:r>
-        <w:t>Figure 3</w:t>
-      </w:r>
-      <w:r>
-        <w:rPr>
-          <w:rFonts w:hint="eastAsia"/>
-          <w:lang w:eastAsia="zh-CN"/>
-        </w:rPr>
-        <w:t xml:space="preserve"> </w:t>
-      </w:r>
-      <w:r>
-        <w:t>presents side-by-side comparisons of human and AI response distributions across both subgroup dimensions, showing the percentage of respondents supporting a U.S. TikTok ban. The metric used to quantify divergence is mean absolute error (MAE), which measures the average difference in percentage points between AI and human values across groups within each dimension. Because each agent answered the question five times, the AI support rate for each cell is calculated as the proportion of "Support" responses out of five runs, rather than a single binary outcome.</w:t>
       </w:r>
     </w:p>
     <w:p>
@@ -2234,8 +2330,15 @@
         <w:rPr>
           <w:b/>
           <w:bCs/>
-        </w:rPr>
-        <w:t>By Party Identification</w:t>
+          <w:lang w:eastAsia="zh-CN"/>
+        </w:rPr>
+        <w:t xml:space="preserve">Between-group comparison: </w:t>
+      </w:r>
+      <w:r>
+        <w:rPr>
+          <w:lang w:eastAsia="zh-CN"/>
+        </w:rPr>
+        <w:t xml:space="preserve">TikTok usage was reproduced more accurately than party affiliation across dimensions. Two factors explain this. </w:t>
       </w:r>
       <w:r>
         <w:rPr>
@@ -2243,34 +2346,41 @@
           <w:bCs/>
           <w:lang w:eastAsia="zh-CN"/>
         </w:rPr>
-        <w:t>:</w:t>
+        <w:t>First</w:t>
+      </w:r>
+      <w:r>
+        <w:rPr>
+          <w:lang w:eastAsia="zh-CN"/>
+        </w:rPr>
+        <w:t xml:space="preserve">, TikTok usage is a behavioral trait with a direct logical connection to the survey question: an agent who uses TikTok has a clear self-interest reason to oppose a ban, making the model's reasoning more straightforward. Party affiliation, by contrast, involves more complex ideological reasoning, which makes the model more prone to over-relying on stereotypes. </w:t>
       </w:r>
       <w:r>
         <w:rPr>
           <w:b/>
           <w:bCs/>
-          <w:i/>
-          <w:iCs/>
+          <w:lang w:eastAsia="zh-CN"/>
+        </w:rPr>
+        <w:t>Second</w:t>
+      </w:r>
+      <w:r>
+        <w:rPr>
+          <w:lang w:eastAsia="zh-CN"/>
+        </w:rPr>
+        <w:t>, the real-world gap between TikTok usage groups (32 pp: 10% vs. 42%) is substantially larger than the partisan gap (18 pp: 24% vs. 42%), meaning the direction is easier to capture and errors are naturally smaller.</w:t>
+      </w:r>
+      <w:r>
+        <w:rPr>
+          <w:rFonts w:hint="eastAsia"/>
           <w:lang w:eastAsia="zh-CN"/>
         </w:rPr>
         <w:t xml:space="preserve"> </w:t>
       </w:r>
-      <w:r>
-        <w:t>The AI correctly reproduced the direction of the partisan gap: Republican/lean Republican agents were more supportive of a ban than Democrat/lean Democrat agents, consistent with the Pew benchmark. However, the magnitude of the gap was substantially exaggerated. Among Rep/Lean Rep agents, AI support was 50% compared to 42% in the human data, an overestimation of 8 percentage points. The larger discrepancy occurred in the Dem/Lean Dem group, where the AI produced 0% support against a human benchmark of 24%, a gap of 24 percentage points. This means that across all five runs, not a single Democratic agent expressed support for the ban, which is clearly inconsistent with the real-world data showing that nearly one in four Democratic-leaning adults supported it. The MAE across the two party groups was 16.0 percentage points, indicating moderate to poor alignment overall.</w:t>
-      </w:r>
     </w:p>
     <w:p>
       <w:pPr>
         <w:spacing w:after="100"/>
         <w:rPr>
-          <w:lang w:eastAsia="zh-CN"/>
-        </w:rPr>
-      </w:pPr>
-    </w:p>
-    <w:p>
-      <w:pPr>
-        <w:spacing w:after="100"/>
-        <w:rPr>
+          <w:rFonts w:hint="eastAsia"/>
           <w:lang w:eastAsia="zh-CN"/>
         </w:rPr>
       </w:pPr>
@@ -2278,14 +2388,15 @@
         <w:rPr>
           <w:b/>
           <w:bCs/>
-        </w:rPr>
-        <w:t xml:space="preserve">By TikTok Usage: </w:t>
-      </w:r>
-      <w:r>
-        <w:rPr>
-          <w:lang w:eastAsia="zh-CN"/>
-        </w:rPr>
-        <w:t>Alignment was somewhat better across TikTok usage groups, with a MAE of 9.0 percentage points. The AI again captured the correct direction of the divide: agents who do not use TikTok were more supportive of a ban than those who use it. Among non-users, the AI produced 50% support compared to 42% in the human data, an overestimation of 8 percentage points. Among TikTok users, the AI produced 0% support against a human benchmark of 10%, a gap of 10 percentage points. Similar to the Democratic group, the TikTok user agent never once selected "Support" across five runs, despite 10% of real TikTok users supporting a ban in the Pew survey.</w:t>
+          <w:lang w:eastAsia="zh-CN"/>
+        </w:rPr>
+        <w:t xml:space="preserve">It should be noted </w:t>
+      </w:r>
+      <w:r>
+        <w:rPr>
+          <w:lang w:eastAsia="zh-CN"/>
+        </w:rPr>
+        <w:t>that each cell in the demographic grid was treated as one agent without proportional weighting, which limits the ability to reproduce exact population-level support rates. However, for the purpose of comparing trends across subgroups, this approach is sufficient. Results show that TikTok usage was reproduced more accurately than party affiliation (MAE = 9.0 pp vs. 16.0 pp).</w:t>
       </w:r>
     </w:p>
     <w:p>
@@ -2304,44 +2415,162 @@
         </w:rPr>
       </w:pPr>
       <w:r>
-        <w:t>Overall, AI</w:t>
-      </w:r>
-      <w:r>
-        <w:rPr>
-          <w:lang w:eastAsia="zh-CN"/>
-        </w:rPr>
-        <w:t xml:space="preserve"> (GPT-4o)</w:t>
-      </w:r>
-      <w:r>
-        <w:t xml:space="preserve"> exhibits a consistent pattern of polarization across both dimensions: the group with higher human support was overestimated (Rep/Lean Rep: 42% → 50%; Do not use TikTok: 42% → 50%), while the group with lower human support was pushed all the way down to 0% (Dem/Lean Dem: 24% → 0%; Use TikTok: 10% → 0%). This is not random error in different directions, but a systematic pattern where the AI amplifies the existing gap between </w:t>
-      </w:r>
-      <w:r>
+        <w:rPr>
+          <w:b/>
+          <w:bCs/>
+          <w:lang w:eastAsia="zh-CN"/>
+        </w:rPr>
+        <w:t>Within-group comparison:</w:t>
+      </w:r>
+      <w:r>
+        <w:rPr>
+          <w:b/>
+          <w:bCs/>
+          <w:lang w:eastAsia="zh-CN"/>
+        </w:rPr>
+        <w:t xml:space="preserve"> </w:t>
+      </w:r>
+      <w:r>
+        <w:rPr>
+          <w:b/>
+          <w:bCs/>
+          <w:lang w:eastAsia="zh-CN"/>
+        </w:rPr>
+        <w:t>P</w:t>
+      </w:r>
+      <w:r>
+        <w:rPr>
+          <w:b/>
+          <w:bCs/>
+          <w:lang w:eastAsia="zh-CN"/>
+        </w:rPr>
+        <w:t xml:space="preserve">arty </w:t>
+      </w:r>
+      <w:r>
+        <w:rPr>
+          <w:b/>
+          <w:bCs/>
+          <w:lang w:eastAsia="zh-CN"/>
+        </w:rPr>
+        <w:t>alignment</w:t>
+      </w:r>
+      <w:r>
+        <w:rPr>
+          <w:b/>
+          <w:bCs/>
+          <w:lang w:eastAsia="zh-CN"/>
+        </w:rPr>
+        <w:t xml:space="preserve">. </w:t>
+      </w:r>
+      <w:r>
+        <w:rPr>
+          <w:lang w:eastAsia="zh-CN"/>
+        </w:rPr>
+        <w:t>GPT-4o overestimated human support for a TikTok ban among Republican respondents by approximately 8 percentage points (AI: 50%, Human benchmark: 42%). Among Democratic respondents the gap was larger (24 pp), with AI giving 0% support versus 24% in the Pew data. The model did correctly reproduce the direction of the partisan gap (Republicans more supportive than Democrats), which is the key pattern in the Pew 2024 report.</w:t>
+      </w:r>
+      <w:r>
+        <w:rPr>
+          <w:lang w:eastAsia="zh-CN"/>
+        </w:rPr>
+        <w:t xml:space="preserve"> </w:t>
+      </w:r>
+      <w:r>
+        <w:rPr>
+          <w:b/>
+          <w:bCs/>
+          <w:lang w:eastAsia="zh-CN"/>
+        </w:rPr>
+        <w:t>TikTok usage alignment</w:t>
+      </w:r>
+      <w:r>
+        <w:rPr>
+          <w:lang w:eastAsia="zh-CN"/>
+        </w:rPr>
+        <w:t xml:space="preserve">. </w:t>
+      </w:r>
+      <w:r>
+        <w:rPr>
+          <w:lang w:eastAsia="zh-CN"/>
+        </w:rPr>
+        <w:t xml:space="preserve">Across TikTok usage groups, the AI captured the direction of the divide: non-users were more supportive (AI: 50%) than users (AI: 0%). The largest discrepancy was in the TikTok user group (10 pp). </w:t>
+      </w:r>
+    </w:p>
+    <w:p>
+      <w:pPr>
+        <w:spacing w:after="100"/>
+        <w:rPr>
+          <w:lang w:eastAsia="zh-CN"/>
+        </w:rPr>
+      </w:pPr>
+      <w:r>
+        <w:rPr>
+          <w:rFonts w:hint="eastAsia"/>
+          <w:b/>
+          <w:bCs/>
+          <w:lang w:eastAsia="zh-CN"/>
+        </w:rPr>
+        <w:t xml:space="preserve">This </w:t>
+      </w:r>
+      <w:r>
+        <w:rPr>
+          <w:b/>
+          <w:bCs/>
+          <w:lang w:eastAsia="zh-CN"/>
+        </w:rPr>
+        <w:t>suggests</w:t>
+      </w:r>
+      <w:r>
+        <w:rPr>
+          <w:lang w:eastAsia="zh-CN"/>
+        </w:rPr>
+        <w:t xml:space="preserve"> that</w:t>
+      </w:r>
+      <w:r>
+        <w:rPr>
+          <w:rFonts w:hint="eastAsia"/>
+          <w:lang w:eastAsia="zh-CN"/>
+        </w:rPr>
+        <w:t xml:space="preserve"> </w:t>
+      </w:r>
+      <w:r>
+        <w:rPr>
+          <w:lang w:eastAsia="zh-CN"/>
+        </w:rPr>
+        <w:t>the AI exhibits a consistent pattern of polarization: the group with higher human support was overestimated, while the group with lower human support was pushed to 0%</w:t>
+      </w:r>
+      <w:r>
+        <w:rPr>
+          <w:lang w:eastAsia="zh-CN"/>
+        </w:rPr>
+        <w:t xml:space="preserve">. </w:t>
+      </w:r>
+      <w:r>
+        <w:t xml:space="preserve">The model correctly identifies which group is more </w:t>
+      </w:r>
+      <w:proofErr w:type="gramStart"/>
+      <w:r>
+        <w:t>supportive, but</w:t>
+      </w:r>
+      <w:proofErr w:type="gramEnd"/>
+      <w:r>
+        <w:t xml:space="preserve"> exaggerates the contrast by making the minority position disappear entirely. </w:t>
+      </w:r>
+    </w:p>
+    <w:p>
+      <w:pPr>
+        <w:spacing w:after="100"/>
+        <w:rPr>
+          <w:lang w:eastAsia="zh-CN"/>
+        </w:rPr>
+      </w:pPr>
+      <w:r>
+        <w:rPr>
+          <w:noProof/>
+          <w:lang w:eastAsia="zh-CN"/>
+        </w:rPr>
         <w:lastRenderedPageBreak/>
-        <w:t>groups. The model correctly identifies which group is more supportive, but exaggerates the contrast by making the minority position disappear entirely. This suggests that GPT-4o treats demographic personas as strong predictors of a single "correct" response, rather than as probabilistic tendencies that still allow for within-group variation. The better overall performance on the TikTok usage dimension (MAE = 9.0 pp) compared to the party dimension (MAE = 16.0 pp) may be because the gap between the two usage groups in the human data is already very large (10% vs. 42%), so even after polarization the AI estimates are not as far off in absolute terms.</w:t>
-      </w:r>
-    </w:p>
-    <w:p>
-      <w:pPr>
-        <w:spacing w:after="100"/>
-        <w:rPr>
-          <w:lang w:eastAsia="zh-CN"/>
-        </w:rPr>
-      </w:pPr>
-    </w:p>
-    <w:p>
-      <w:pPr>
-        <w:spacing w:after="100"/>
-        <w:rPr>
-          <w:lang w:eastAsia="zh-CN"/>
-        </w:rPr>
-      </w:pPr>
-      <w:r>
-        <w:rPr>
-          <w:noProof/>
-          <w:lang w:eastAsia="zh-CN"/>
-        </w:rPr>
         <w:drawing>
-          <wp:inline distT="0" distB="0" distL="0" distR="0" wp14:anchorId="4514B6DF" wp14:editId="2D6C9E77">
+          <wp:inline distT="0" distB="0" distL="0" distR="0" wp14:anchorId="4514B6DF" wp14:editId="69764020">
             <wp:extent cx="5943600" cy="2280285"/>
             <wp:effectExtent l="0" t="0" r="0" b="5715"/>
             <wp:docPr id="428831162" name="图片 5"/>
@@ -2433,14 +2662,6 @@
     </w:p>
     <w:p>
       <w:pPr>
-        <w:spacing w:after="100"/>
-        <w:rPr>
-          <w:lang w:eastAsia="zh-CN"/>
-        </w:rPr>
-      </w:pPr>
-    </w:p>
-    <w:p>
-      <w:pPr>
         <w:pStyle w:val="1"/>
         <w:pBdr>
           <w:bottom w:val="single" w:sz="3" w:space="4" w:color="800000"/>
@@ -2490,15 +2711,25 @@
           <w:lang w:eastAsia="zh-CN"/>
         </w:rPr>
       </w:pPr>
-    </w:p>
-    <w:p>
-      <w:pPr>
-        <w:rPr>
-          <w:lang w:eastAsia="zh-CN"/>
-        </w:rPr>
-      </w:pPr>
-      <w:r>
-        <w:t xml:space="preserve">The results reveal a clear limitation of using AI agents to simulate survey responses on politically charged policy questions. GPT-4o correctly reproduced the direction of the partisan gap and the TikTok usage gap, but systematically exaggerated them by pushing minority positions within each group to zero. </w:t>
+      <w:r>
+        <w:rPr>
+          <w:lang w:eastAsia="zh-CN"/>
+        </w:rPr>
+        <w:t xml:space="preserve">Alignment was better along the TikTok usage dimension (MAE = 9.0 pp) than the party dimension (MAE = 16.0 pp), suggesting that behavioral traits are more reliably reproduced than ideological ones. The AI correctly captured the direction of both </w:t>
+      </w:r>
+      <w:proofErr w:type="gramStart"/>
+      <w:r>
+        <w:rPr>
+          <w:lang w:eastAsia="zh-CN"/>
+        </w:rPr>
+        <w:t>gaps, but</w:t>
+      </w:r>
+      <w:proofErr w:type="gramEnd"/>
+      <w:r>
+        <w:rPr>
+          <w:lang w:eastAsia="zh-CN"/>
+        </w:rPr>
+        <w:t xml:space="preserve"> systematically exaggerated them by pushing minority positions to zero.</w:t>
       </w:r>
     </w:p>
     <w:p>
@@ -2538,150 +2769,209 @@
         <w:rPr>
           <w:lang w:eastAsia="zh-CN"/>
         </w:rPr>
+        <w:t>First,</w:t>
+      </w:r>
+      <w:r>
+        <w:rPr>
+          <w:lang w:eastAsia="zh-CN"/>
+        </w:rPr>
+        <w:t xml:space="preserve"> Pew's real-world data show that 24% of Democrats supported the ban and 10% of TikTok users supported the ban, indicating that</w:t>
+      </w:r>
+      <w:proofErr w:type="gramStart"/>
+      <w:r>
+        <w:rPr>
+          <w:lang w:eastAsia="zh-CN"/>
+        </w:rPr>
+        <w:t>, in reality, there</w:t>
+      </w:r>
+      <w:proofErr w:type="gramEnd"/>
+      <w:r>
+        <w:rPr>
+          <w:lang w:eastAsia="zh-CN"/>
+        </w:rPr>
+        <w:t xml:space="preserve"> were indeed minority groups who held this position. However, GPT-4o reduced these probabilities to 0%, making its responses overly absolute. </w:t>
+      </w:r>
+      <w:r>
+        <w:t xml:space="preserve">This polarization pattern likely reflects LLM stereotyping: the model recognizes the </w:t>
+      </w:r>
+      <w:r>
+        <w:rPr>
+          <w:lang w:eastAsia="zh-CN"/>
+        </w:rPr>
+        <w:t>“</w:t>
+      </w:r>
+      <w:r>
+        <w:t>majority” tendency but ignores the heterogeneity within real human populations.</w:t>
+      </w:r>
+    </w:p>
+    <w:p>
+      <w:pPr>
+        <w:rPr>
+          <w:lang w:eastAsia="zh-CN"/>
+        </w:rPr>
+      </w:pPr>
+    </w:p>
+    <w:p>
+      <w:r>
+        <w:t>Second, t</w:t>
+      </w:r>
+      <w:r>
+        <w:t xml:space="preserve">he persona description used in this replication was minimal, giving the model little information beyond party affiliation and TikTok usage. </w:t>
+      </w:r>
+      <w:r>
+        <w:rPr>
+          <w:lang w:eastAsia="zh-CN"/>
+        </w:rPr>
+        <w:t>As Sarstedt et al. (2024) note, simple demographic prompts often lead LLMs to produce prototypical responses, collapsing the genuine variation that exists within a group.</w:t>
+      </w:r>
+      <w:r>
+        <w:t xml:space="preserve"> </w:t>
+      </w:r>
+      <w:r>
+        <w:t xml:space="preserve">If additional traits such as age, education, </w:t>
+      </w:r>
+      <w:r>
+        <w:rPr>
+          <w:lang w:eastAsia="zh-CN"/>
+        </w:rPr>
+        <w:t>political views</w:t>
+      </w:r>
+      <w:r>
+        <w:t xml:space="preserve">, </w:t>
+      </w:r>
+      <w:r>
+        <w:t>or level of national security concern had been included, the model might have produced more nuanced responses.</w:t>
+      </w:r>
+    </w:p>
+    <w:p>
+      <w:pPr>
+        <w:rPr>
+          <w:lang w:eastAsia="zh-CN"/>
+        </w:rPr>
+      </w:pPr>
+    </w:p>
+    <w:p>
+      <w:pPr>
+        <w:rPr>
+          <w:lang w:eastAsia="zh-CN"/>
+        </w:rPr>
+      </w:pPr>
+      <w:r>
         <w:lastRenderedPageBreak/>
-        <w:t>First,</w:t>
-      </w:r>
-      <w:r>
-        <w:rPr>
-          <w:lang w:eastAsia="zh-CN"/>
-        </w:rPr>
-        <w:t xml:space="preserve"> Pew's real-world data show that 24% of Democrats supported the ban and 10% of TikTok users supported the ban, indicating that, in reality, there were indeed minority groups who held this position. However, GPT-4o reduced these probabilities to 0%, making its responses overly absolute. </w:t>
-      </w:r>
-      <w:r>
-        <w:t xml:space="preserve">This polarization pattern likely reflects LLM stereotyping: the model recognizes the </w:t>
-      </w:r>
-      <w:r>
-        <w:rPr>
-          <w:lang w:eastAsia="zh-CN"/>
-        </w:rPr>
-        <w:t>“</w:t>
-      </w:r>
-      <w:r>
-        <w:t>majority” tendency but ignores the heterogeneity within real human populations.</w:t>
-      </w:r>
-    </w:p>
-    <w:p>
-      <w:pPr>
-        <w:rPr>
-          <w:lang w:eastAsia="zh-CN"/>
-        </w:rPr>
-      </w:pPr>
-    </w:p>
-    <w:p>
-      <w:r>
-        <w:t>Second, t</w:t>
-      </w:r>
-      <w:r>
-        <w:t xml:space="preserve">he persona description used in this replication was minimal, giving the model little information beyond party affiliation and TikTok usage. </w:t>
-      </w:r>
-      <w:r>
-        <w:rPr>
-          <w:lang w:eastAsia="zh-CN"/>
-        </w:rPr>
-        <w:t>As Sarstedt et al. (2024) note, simple demographic prompts often lead LLMs to produce prototypical responses, collapsing the genuine variation that exists within a group.</w:t>
-      </w:r>
-      <w:r>
-        <w:t xml:space="preserve"> </w:t>
-      </w:r>
-      <w:r>
-        <w:t xml:space="preserve">If additional traits such as age, education, </w:t>
-      </w:r>
-      <w:r>
-        <w:rPr>
-          <w:lang w:eastAsia="zh-CN"/>
-        </w:rPr>
-        <w:t>political views</w:t>
-      </w:r>
-      <w:r>
-        <w:t xml:space="preserve">, </w:t>
-      </w:r>
-      <w:r>
-        <w:t>or level of national security concern had been included, the model might have produced more nuanced responses.</w:t>
-      </w:r>
-    </w:p>
-    <w:p>
-      <w:pPr>
-        <w:rPr>
-          <w:lang w:eastAsia="zh-CN"/>
-        </w:rPr>
-      </w:pPr>
-    </w:p>
-    <w:p>
-      <w:pPr>
-        <w:rPr>
-          <w:lang w:eastAsia="zh-CN"/>
-        </w:rPr>
-      </w:pPr>
-      <w:r>
-        <w:rPr>
-          <w:lang w:eastAsia="zh-CN"/>
-        </w:rPr>
-        <w:t>Third, the model itself is a limiting factor. GPT-4o is a relatively simple and outdated model that has largely been superseded by newer models, so its ability to accurately simulate human responses is limited. Switching to a more advanced model, such as Claude 4.6, might lead to substantial improvements in the results.</w:t>
-      </w:r>
-    </w:p>
-    <w:p>
-      <w:pPr>
-        <w:rPr>
-          <w:lang w:eastAsia="zh-CN"/>
-        </w:rPr>
-      </w:pPr>
-    </w:p>
-    <w:p>
-      <w:pPr>
-        <w:rPr>
-          <w:lang w:eastAsia="zh-CN"/>
-        </w:rPr>
-      </w:pPr>
-      <w:r>
-        <w:t>These findings suggest that for politically contested questions like the TikTok ban, where real opinion distributions are gradual rather than binary, the AI's stereotyping behavior constitutes a serious limitation. By contrast, questions with stronger within-group consensus, or topics that are less politically polarized, may be more suitable for AI replication.</w:t>
-      </w:r>
-    </w:p>
-    <w:p>
-      <w:pPr>
-        <w:rPr>
-          <w:lang w:eastAsia="zh-CN"/>
-        </w:rPr>
-      </w:pPr>
-    </w:p>
-    <w:p>
-      <w:pPr>
-        <w:jc w:val="both"/>
-        <w:rPr>
-          <w:lang w:eastAsia="zh-CN"/>
-        </w:rPr>
-      </w:pPr>
-      <w:r>
-        <w:t>In terms of implications, these results suggest that synthetic respondents are most useful as pilot data for exploring the general direction of group differences, rather than as a substitute for real human responses. The AI correctly identified that Republicans and non-TikTok users are more supportive of a ban, which could be useful for early-stage hypothesis generation.</w:t>
-      </w:r>
-      <w:r>
-        <w:rPr>
-          <w:rFonts w:hint="eastAsia"/>
-          <w:lang w:eastAsia="zh-CN"/>
-        </w:rPr>
-        <w:t xml:space="preserve"> </w:t>
-      </w:r>
-      <w:r>
-        <w:t>However, the specific percentages were unreliable enough that using this data alone would lead to substantially incorrect conclusions about the magnitude of group differences.</w:t>
-      </w:r>
-      <w:r>
-        <w:rPr>
-          <w:rFonts w:hint="eastAsia"/>
-          <w:lang w:eastAsia="zh-CN"/>
-        </w:rPr>
-        <w:t xml:space="preserve"> </w:t>
-      </w:r>
-      <w:r>
-        <w:t>As a</w:t>
-      </w:r>
-      <w:r>
-        <w:rPr>
-          <w:rFonts w:hint="eastAsia"/>
-          <w:lang w:eastAsia="zh-CN"/>
-        </w:rPr>
-        <w:t xml:space="preserve"> </w:t>
-      </w:r>
-      <w:r>
-        <w:t>complement to human samples, synthetic data could help researchers prioritize which subgroups to focus on before fielding a full survey, but should not be used as a direct replacement for human data collection.</w:t>
+        <w:t>Third, the model itself is a limiting factor. GPT-4o is a relatively simple and outdated model that</w:t>
+      </w:r>
+      <w:r>
+        <w:rPr>
+          <w:lang w:eastAsia="zh-CN"/>
+        </w:rPr>
+        <w:t xml:space="preserve"> has largely been superseded by newer models, so its ability to accurately simulate human responses is limited. Switching to a more advanced model, such as Claude 4.6, might lead to substantial improvements in the results.</w:t>
+      </w:r>
+    </w:p>
+    <w:p>
+      <w:pPr>
+        <w:rPr>
+          <w:lang w:eastAsia="zh-CN"/>
+        </w:rPr>
+      </w:pPr>
+    </w:p>
+    <w:p>
+      <w:pPr>
+        <w:rPr>
+          <w:lang w:eastAsia="zh-CN"/>
+        </w:rPr>
+      </w:pPr>
+      <w:r>
+        <w:rPr>
+          <w:lang w:eastAsia="zh-CN"/>
+        </w:rPr>
+        <w:t xml:space="preserve">Additionally, agents were not assigned proportionally to the real survey composition, meaning the AI results reflect unweighted group averages rather than population-level estimates. This approach is appropriate for comparing trends across </w:t>
+      </w:r>
+      <w:proofErr w:type="gramStart"/>
+      <w:r>
+        <w:rPr>
+          <w:lang w:eastAsia="zh-CN"/>
+        </w:rPr>
+        <w:t>subgroups, but</w:t>
+      </w:r>
+      <w:proofErr w:type="gramEnd"/>
+      <w:r>
+        <w:rPr>
+          <w:lang w:eastAsia="zh-CN"/>
+        </w:rPr>
+        <w:t xml:space="preserve"> should not be used to reproduce exact overall support rates.</w:t>
+      </w:r>
+    </w:p>
+    <w:p>
+      <w:pPr>
+        <w:rPr>
+          <w:lang w:eastAsia="zh-CN"/>
+        </w:rPr>
+      </w:pPr>
+    </w:p>
+    <w:p>
+      <w:pPr>
+        <w:rPr>
+          <w:color w:val="000000" w:themeColor="text1"/>
+          <w:lang w:eastAsia="zh-CN"/>
+        </w:rPr>
+      </w:pPr>
+      <w:r>
+        <w:rPr>
+          <w:color w:val="000000" w:themeColor="text1"/>
+        </w:rPr>
+        <w:t xml:space="preserve">These findings suggest that </w:t>
+      </w:r>
+      <w:r>
+        <w:rPr>
+          <w:color w:val="000000" w:themeColor="text1"/>
+        </w:rPr>
+        <w:t xml:space="preserve">behavioral traits produce more reliable AI simulations than ideological ones. AI agents are better suited for capturing directional trends across subgroups than reproducing exact support </w:t>
+      </w:r>
+      <w:proofErr w:type="gramStart"/>
+      <w:r>
+        <w:rPr>
+          <w:color w:val="000000" w:themeColor="text1"/>
+        </w:rPr>
+        <w:t>rates, and</w:t>
+      </w:r>
+      <w:proofErr w:type="gramEnd"/>
+      <w:r>
+        <w:rPr>
+          <w:color w:val="000000" w:themeColor="text1"/>
+        </w:rPr>
+        <w:t xml:space="preserve"> are least reliable when minority positions within a group are substantively meaningful.</w:t>
+      </w:r>
+    </w:p>
+    <w:p>
+      <w:pPr>
+        <w:rPr>
+          <w:lang w:eastAsia="zh-CN"/>
+        </w:rPr>
+      </w:pPr>
+    </w:p>
+    <w:p>
+      <w:pPr>
+        <w:rPr>
+          <w:lang w:eastAsia="zh-CN"/>
+        </w:rPr>
+      </w:pPr>
+      <w:r>
+        <w:rPr>
+          <w:lang w:eastAsia="zh-CN"/>
+        </w:rPr>
+        <w:t xml:space="preserve">In terms of implications, </w:t>
+      </w:r>
+      <w:r>
+        <w:rPr>
+          <w:lang w:eastAsia="zh-CN"/>
+        </w:rPr>
+        <w:t>a</w:t>
+      </w:r>
+      <w:r>
+        <w:rPr>
+          <w:lang w:eastAsia="zh-CN"/>
+        </w:rPr>
+        <w:t>s a complement, AI agents could be used to pre-test question sensitivity or generate hypotheses about which subgroups are most likely to differ, before deploying a full human sample. As a substitute, however, AI-generated data is currently unsuitable: the systematic suppression of minority positions and the 0% floor effect mean that AI responses cannot reliably reproduce the distributional properties of real survey data.</w:t>
       </w:r>
     </w:p>
     <w:p>
@@ -2720,66 +3010,82 @@
           <w:bCs/>
           <w:lang w:eastAsia="zh-CN"/>
         </w:rPr>
-        <w:t xml:space="preserve">and future work: </w:t>
-      </w:r>
-      <w:r>
-        <w:rPr>
-          <w:lang w:eastAsia="zh-CN"/>
-        </w:rPr>
-        <w:t>T</w:t>
-      </w:r>
-      <w:r>
-        <w:rPr>
-          <w:lang w:eastAsia="zh-CN"/>
-        </w:rPr>
-        <w:t>his replication has several limitations. First, each demographic cell contains only one agent, so the AI "response rate" is binary rather than a true proportion. Running 5–10 agents per cell and averaging would produce more stable estimates. Second, the persona may be underspecified; adding traits such as age, education, or region might improve alignment. Sarstedt et al. (2024) also point out that LLMs tend to amplify group stereotypes and underrepresent within-group variation, which is consistent with the 0% results observed here for Democratic and TikTok-user agents. Third, AI responses were elicited without the survey context real respondents experienced. Future work could test whether adding preceding questions as context changes the distribution.</w:t>
-      </w:r>
-      <w:r>
-        <w:rPr>
-          <w:lang w:eastAsia="zh-CN"/>
-        </w:rPr>
-        <w:t xml:space="preserve"> Fourth,</w:t>
-      </w:r>
-      <w:r>
-        <w:rPr>
-          <w:lang w:eastAsia="zh-CN"/>
-        </w:rPr>
-        <w:t xml:space="preserve"> testing a more recent or capable </w:t>
-      </w:r>
-      <w:r>
-        <w:rPr>
-          <w:lang w:eastAsia="zh-CN"/>
-        </w:rPr>
-        <w:t xml:space="preserve">LLM </w:t>
-      </w:r>
-      <w:r>
-        <w:rPr>
-          <w:lang w:eastAsia="zh-CN"/>
-        </w:rPr>
-        <w:t>could also improve alignment, as model performance on human simulation tasks varies substantially across versions.</w:t>
-      </w:r>
-    </w:p>
-    <w:p>
-      <w:pPr>
-        <w:rPr>
-          <w:lang w:eastAsia="zh-CN"/>
-        </w:rPr>
-      </w:pPr>
-    </w:p>
-    <w:p>
-      <w:pPr>
+        <w:t xml:space="preserve">and </w:t>
+      </w:r>
+      <w:r>
         <w:rPr>
           <w:b/>
           <w:bCs/>
           <w:lang w:eastAsia="zh-CN"/>
         </w:rPr>
-      </w:pPr>
+        <w:t>next steps</w:t>
+      </w:r>
       <w:r>
         <w:rPr>
           <w:b/>
           <w:bCs/>
           <w:lang w:eastAsia="zh-CN"/>
         </w:rPr>
+        <w:t xml:space="preserve">: </w:t>
+      </w:r>
+      <w:r>
+        <w:rPr>
+          <w:lang w:eastAsia="zh-CN"/>
+        </w:rPr>
+        <w:t>T</w:t>
+      </w:r>
+      <w:r>
+        <w:rPr>
+          <w:lang w:eastAsia="zh-CN"/>
+        </w:rPr>
+        <w:t>his replication has several limitations. First, each demographic cell contains only one agent, so the AI "response rate" is binary rather than a true proportion. Running 5–10 agents per cell and averaging would produce more stable estimates. Second, the persona may be underspecified; adding traits such as age, education, or region might improve alignment. Sarstedt et al. (2024) also point out that LLMs tend to amplify group stereotypes and underrepresent within-group variation, which is consistent with the 0% results observed here for Democratic and TikTok-user agents. Third, AI responses were elicited without the survey context real respondents experienced. Future work could test whether adding preceding questions as context changes the distribution.</w:t>
+      </w:r>
+      <w:r>
+        <w:rPr>
+          <w:lang w:eastAsia="zh-CN"/>
+        </w:rPr>
+        <w:t xml:space="preserve"> Fourth,</w:t>
+      </w:r>
+      <w:r>
+        <w:rPr>
+          <w:lang w:eastAsia="zh-CN"/>
+        </w:rPr>
+        <w:t xml:space="preserve"> testing a more recent or capable </w:t>
+      </w:r>
+      <w:r>
+        <w:rPr>
+          <w:lang w:eastAsia="zh-CN"/>
+        </w:rPr>
+        <w:t xml:space="preserve">LLM </w:t>
+      </w:r>
+      <w:r>
+        <w:rPr>
+          <w:lang w:eastAsia="zh-CN"/>
+        </w:rPr>
+        <w:t>could also improve alignment, as model performance on human simulation tasks varies substantially across versions.</w:t>
+      </w:r>
+    </w:p>
+    <w:p>
+      <w:pPr>
+        <w:rPr>
+          <w:lang w:eastAsia="zh-CN"/>
+        </w:rPr>
+      </w:pPr>
+    </w:p>
+    <w:p>
+      <w:pPr>
+        <w:rPr>
+          <w:b/>
+          <w:bCs/>
+          <w:lang w:eastAsia="zh-CN"/>
+        </w:rPr>
+      </w:pPr>
+      <w:r>
+        <w:rPr>
+          <w:b/>
+          <w:bCs/>
+          <w:lang w:eastAsia="zh-CN"/>
+        </w:rPr>
         <w:t>References</w:t>
       </w:r>
     </w:p>
@@ -2797,11 +3103,43 @@
         </w:rPr>
       </w:pPr>
       <w:r>
-        <w:rPr>
-          <w:lang w:eastAsia="zh-CN"/>
-        </w:rPr>
-        <w:t>Sarstedt, M., Adler, S. J., Rau, L., &amp; Schmitt, B. (2024). Using large language models to generate silicon samples in consumer and marketing research. Psychology &amp; Marketing, 41, 1254-1270.</w:t>
-      </w:r>
+        <w:t xml:space="preserve">Sarstedt, M., Adler, S. J., Rau, L., &amp; Schmitt, B. (2024). Using large language models to generate silicon samples in consumer and marketing research: Challenges, opportunities, and guidelines. </w:t>
+      </w:r>
+      <w:r>
+        <w:rPr>
+          <w:i/>
+          <w:iCs/>
+        </w:rPr>
+        <w:t>Psychology &amp; Marketing</w:t>
+      </w:r>
+      <w:r>
+        <w:t xml:space="preserve">, </w:t>
+      </w:r>
+      <w:r>
+        <w:rPr>
+          <w:i/>
+          <w:iCs/>
+        </w:rPr>
+        <w:t>41</w:t>
+      </w:r>
+      <w:r>
+        <w:t xml:space="preserve">(6), 1254-1270. </w:t>
+      </w:r>
+      <w:hyperlink r:id="rId11" w:history="1">
+        <w:r>
+          <w:rPr>
+            <w:rStyle w:val="a5"/>
+          </w:rPr>
+          <w:t>https://doi.org/10.1002/mar.21982</w:t>
+        </w:r>
+      </w:hyperlink>
+    </w:p>
+    <w:p>
+      <w:pPr>
+        <w:rPr>
+          <w:lang w:eastAsia="zh-CN"/>
+        </w:rPr>
+      </w:pPr>
       <w:r>
         <w:rPr>
           <w:lang w:eastAsia="zh-CN"/>
@@ -2918,7 +3256,7 @@
         </w:rPr>
         <w:t xml:space="preserve"> </w:t>
       </w:r>
-      <w:hyperlink r:id="rId11" w:history="1">
+      <w:hyperlink r:id="rId12" w:history="1">
         <w:r>
           <w:rPr>
             <w:rStyle w:val="a5"/>
@@ -2950,7 +3288,7 @@
         </w:rPr>
         <w:t xml:space="preserve"> </w:t>
       </w:r>
-      <w:hyperlink r:id="rId12" w:history="1">
+      <w:hyperlink r:id="rId13" w:history="1">
         <w:r>
           <w:rPr>
             <w:rStyle w:val="a5"/>
@@ -3009,7 +3347,7 @@
                     <pic:cNvPicPr/>
                   </pic:nvPicPr>
                   <pic:blipFill>
-                    <a:blip r:embed="rId13" cstate="print">
+                    <a:blip r:embed="rId14" cstate="print">
                       <a:extLst>
                         <a:ext uri="{28A0092B-C50C-407E-A947-70E740481C1C}">
                           <a14:useLocalDpi xmlns:a14="http://schemas.microsoft.com/office/drawing/2010/main" val="0"/>
@@ -3092,7 +3430,7 @@
                     <pic:cNvPicPr/>
                   </pic:nvPicPr>
                   <pic:blipFill>
-                    <a:blip r:embed="rId14" cstate="print">
+                    <a:blip r:embed="rId15" cstate="print">
                       <a:extLst>
                         <a:ext uri="{28A0092B-C50C-407E-A947-70E740481C1C}">
                           <a14:useLocalDpi xmlns:a14="http://schemas.microsoft.com/office/drawing/2010/main" val="0"/>
@@ -3257,6 +3595,7 @@
           <w:szCs w:val="20"/>
           <w:lang w:eastAsia="zh-CN"/>
         </w:rPr>
+        <w:lastRenderedPageBreak/>
         <w:t>Note</w:t>
       </w:r>
       <w:r>
@@ -3276,7 +3615,25 @@
           <w:sz w:val="20"/>
           <w:szCs w:val="20"/>
         </w:rPr>
-        <w:t xml:space="preserve">  Benchmark values used in this replication are from the Jul-Aug 2024 time point only.</w:t>
+        <w:t xml:space="preserve">  Benchmark values</w:t>
+      </w:r>
+      <w:r>
+        <w:rPr>
+          <w:i/>
+          <w:iCs/>
+          <w:sz w:val="20"/>
+          <w:szCs w:val="20"/>
+        </w:rPr>
+        <w:t xml:space="preserve"> from the original report </w:t>
+      </w:r>
+      <w:r>
+        <w:rPr>
+          <w:i/>
+          <w:iCs/>
+          <w:sz w:val="20"/>
+          <w:szCs w:val="20"/>
+        </w:rPr>
+        <w:t>used in this replication are from the Jul-Aug 2024 time point only.</w:t>
       </w:r>
     </w:p>
     <w:p>
@@ -3291,9 +3648,8 @@
           <w:noProof/>
           <w:lang w:eastAsia="zh-CN"/>
         </w:rPr>
-        <w:lastRenderedPageBreak/>
         <w:drawing>
-          <wp:inline distT="0" distB="0" distL="0" distR="0" wp14:anchorId="2E5C1917" wp14:editId="0B288B17">
+          <wp:inline distT="0" distB="0" distL="0" distR="0" wp14:anchorId="2E5C1917" wp14:editId="27405128">
             <wp:extent cx="5943600" cy="2280285"/>
             <wp:effectExtent l="0" t="0" r="0" b="5715"/>
             <wp:docPr id="789590909" name="图片 5"/>
@@ -3440,7 +3796,7 @@
                     <pic:cNvPicPr/>
                   </pic:nvPicPr>
                   <pic:blipFill>
-                    <a:blip r:embed="rId15">
+                    <a:blip r:embed="rId16">
                       <a:extLst>
                         <a:ext uri="{28A0092B-C50C-407E-A947-70E740481C1C}">
                           <a14:useLocalDpi xmlns:a14="http://schemas.microsoft.com/office/drawing/2010/main" val="0"/>
@@ -3470,6 +3826,10 @@
     <w:p>
       <w:pPr>
         <w:spacing w:after="100"/>
+        <w:rPr>
+          <w:sz w:val="20"/>
+          <w:szCs w:val="20"/>
+        </w:rPr>
       </w:pPr>
       <w:r>
         <w:rPr>
@@ -3477,6 +3837,8 @@
           <w:bCs/>
           <w:i/>
           <w:iCs/>
+          <w:sz w:val="20"/>
+          <w:szCs w:val="20"/>
         </w:rPr>
         <w:t xml:space="preserve">Table </w:t>
       </w:r>
@@ -3487,6 +3849,8 @@
           <w:bCs/>
           <w:i/>
           <w:iCs/>
+          <w:sz w:val="20"/>
+          <w:szCs w:val="20"/>
           <w:lang w:eastAsia="zh-CN"/>
         </w:rPr>
         <w:t>1.</w:t>
@@ -3496,6 +3860,8 @@
           <w:rFonts w:hint="eastAsia"/>
           <w:i/>
           <w:iCs/>
+          <w:sz w:val="20"/>
+          <w:szCs w:val="20"/>
           <w:lang w:eastAsia="zh-CN"/>
         </w:rPr>
         <w:t xml:space="preserve"> </w:t>
@@ -3504,6 +3870,8 @@
         <w:rPr>
           <w:i/>
           <w:iCs/>
+          <w:sz w:val="20"/>
+          <w:szCs w:val="20"/>
         </w:rPr>
         <w:t>Human benchmark from Pew Research Center (2024), % support/oppose/not sure by party and TikTok usage.</w:t>
       </w:r>
@@ -3516,7 +3884,7 @@
         </w:rPr>
         <w:lastRenderedPageBreak/>
         <w:drawing>
-          <wp:inline distT="0" distB="0" distL="0" distR="0" wp14:anchorId="07027ABC" wp14:editId="33D19AB3">
+          <wp:inline distT="0" distB="0" distL="0" distR="0" wp14:anchorId="07027ABC" wp14:editId="17D6D1EE">
             <wp:extent cx="3858016" cy="3931797"/>
             <wp:effectExtent l="0" t="0" r="3175" b="5715"/>
             <wp:docPr id="936964809" name="图片 9"/>
@@ -3531,7 +3899,7 @@
                     <pic:cNvPicPr/>
                   </pic:nvPicPr>
                   <pic:blipFill>
-                    <a:blip r:embed="rId16" cstate="print">
+                    <a:blip r:embed="rId17" cstate="print">
                       <a:extLst>
                         <a:ext uri="{28A0092B-C50C-407E-A947-70E740481C1C}">
                           <a14:useLocalDpi xmlns:a14="http://schemas.microsoft.com/office/drawing/2010/main" val="0"/>
@@ -3563,6 +3931,8 @@
         <w:rPr>
           <w:i/>
           <w:iCs/>
+          <w:sz w:val="20"/>
+          <w:szCs w:val="20"/>
           <w:lang w:eastAsia="zh-CN"/>
         </w:rPr>
       </w:pPr>
@@ -3572,6 +3942,8 @@
           <w:bCs/>
           <w:i/>
           <w:iCs/>
+          <w:sz w:val="20"/>
+          <w:szCs w:val="20"/>
         </w:rPr>
         <w:t>Table 2</w:t>
       </w:r>
@@ -3581,6 +3953,8 @@
           <w:bCs/>
           <w:i/>
           <w:iCs/>
+          <w:sz w:val="20"/>
+          <w:szCs w:val="20"/>
           <w:lang w:eastAsia="zh-CN"/>
         </w:rPr>
         <w:t xml:space="preserve">. </w:t>
@@ -3589,6 +3963,8 @@
         <w:rPr>
           <w:i/>
           <w:iCs/>
+          <w:sz w:val="20"/>
+          <w:szCs w:val="20"/>
         </w:rPr>
         <w:t>Raw GPT-4o responses across 4 agents × 5 runs (20 total).</w:t>
       </w:r>
@@ -3645,7 +4021,7 @@
                     <pic:cNvPicPr/>
                   </pic:nvPicPr>
                   <pic:blipFill>
-                    <a:blip r:embed="rId17">
+                    <a:blip r:embed="rId18">
                       <a:extLst>
                         <a:ext uri="{28A0092B-C50C-407E-A947-70E740481C1C}">
                           <a14:useLocalDpi xmlns:a14="http://schemas.microsoft.com/office/drawing/2010/main" val="0"/>
@@ -3677,6 +4053,8 @@
         <w:rPr>
           <w:i/>
           <w:iCs/>
+          <w:sz w:val="20"/>
+          <w:szCs w:val="20"/>
           <w:lang w:eastAsia="zh-CN"/>
         </w:rPr>
       </w:pPr>
@@ -3686,6 +4064,8 @@
           <w:bCs/>
           <w:i/>
           <w:iCs/>
+          <w:sz w:val="20"/>
+          <w:szCs w:val="20"/>
           <w:lang w:eastAsia="zh-CN"/>
         </w:rPr>
         <w:t>T</w:t>
@@ -3697,6 +4077,8 @@
           <w:bCs/>
           <w:i/>
           <w:iCs/>
+          <w:sz w:val="20"/>
+          <w:szCs w:val="20"/>
           <w:lang w:eastAsia="zh-CN"/>
         </w:rPr>
         <w:t xml:space="preserve">able </w:t>
@@ -3707,6 +4089,8 @@
           <w:bCs/>
           <w:i/>
           <w:iCs/>
+          <w:sz w:val="20"/>
+          <w:szCs w:val="20"/>
           <w:lang w:eastAsia="zh-CN"/>
         </w:rPr>
         <w:t>3</w:t>
@@ -3717,6 +4101,8 @@
           <w:bCs/>
           <w:i/>
           <w:iCs/>
+          <w:sz w:val="20"/>
+          <w:szCs w:val="20"/>
           <w:lang w:eastAsia="zh-CN"/>
         </w:rPr>
         <w:t xml:space="preserve">. </w:t>
@@ -3725,6 +4111,8 @@
         <w:rPr>
           <w:i/>
           <w:iCs/>
+          <w:sz w:val="20"/>
+          <w:szCs w:val="20"/>
           <w:lang w:eastAsia="zh-CN"/>
         </w:rPr>
         <w:t>AI vs. human support rates for a U.S. TikTok ban, by party and TikTok usage. MAE = 16.0 pp by party (moderate); MAE = 9.0 pp by usage (good match).</w:t>
@@ -4176,8 +4564,8 @@
     </w:tbl>
     <w:p/>
     <w:sectPr>
-      <w:headerReference w:type="default" r:id="rId18"/>
-      <w:footerReference w:type="default" r:id="rId19"/>
+      <w:headerReference w:type="default" r:id="rId19"/>
+      <w:footerReference w:type="default" r:id="rId20"/>
       <w:pgSz w:w="12240" w:h="15840"/>
       <w:pgMar w:top="1440" w:right="1440" w:bottom="1440" w:left="1440" w:header="708" w:footer="708" w:gutter="0"/>
       <w:cols w:space="720"/>
@@ -5349,6 +5737,18 @@
       <w:shd w:val="clear" w:color="auto" w:fill="E1DFDD"/>
     </w:rPr>
   </w:style>
+  <w:style w:type="character" w:styleId="ae">
+    <w:name w:val="FollowedHyperlink"/>
+    <w:basedOn w:val="a0"/>
+    <w:uiPriority w:val="99"/>
+    <w:semiHidden/>
+    <w:unhideWhenUsed/>
+    <w:rsid w:val="00EB28A3"/>
+    <w:rPr>
+      <w:color w:val="96607D" w:themeColor="followedHyperlink"/>
+      <w:u w:val="single"/>
+    </w:rPr>
+  </w:style>
 </w:styles>
 </file>
 
